--- a/documents/hcc/HCC_7_Decision_Discussion.docx
+++ b/documents/hcc/HCC_7_Decision_Discussion.docx
@@ -952,7 +952,7 @@
                 <w:i w:val="0"/>
                 <w:sz w:val="19"/>
               </w:rPr>
-              <w:t>Measure HVPG when the resection decision turns on portal pressure; non-invasive rule-in is useful where HVPG is unavailable or declined, and in BCLC 0-A an ANTICIPATE score of 75% or…</w:t>
+              <w:t>Measure HVPG when the resection decision turns on portal pressure; non-invasive rule-in is useful where HVPG is unavailable or declined, and in BCLC 0–A HCC without a &gt;5 cm right-lobe…</w:t>
             </w:r>
           </w:p>
         </w:tc>
@@ -1270,7 +1270,7 @@
                 <w:i w:val="0"/>
                 <w:sz w:val="19"/>
               </w:rPr>
-              <w:t>Microwave or radiofrequency. The roadmap records the BCLC 2026 preference but states no randomised trial has shown a difference, so below that size the choice is operational (a workflow preference,…</w:t>
+              <w:t>Microwave or radiofrequency. The roadmap records the BCLC 2026 preference but states no randomised trial has shown a difference, so the preference is operational (a workflow preference, not outcome-based); the…</w:t>
             </w:r>
           </w:p>
         </w:tc>
@@ -7352,7 +7352,7 @@
           <w:b w:val="0"/>
           <w:i w:val="0"/>
         </w:rPr>
-        <w:t>Ratify a non-ranked selector chosen by goal, anatomy and reserve, with no universal ablation-to-histotripsy sequence; device availability and specialty preference are not indications. Stop/switch: reassess after every treatment; move away from repeated TACE for decompensation, worsening ALBI or Child-Pugh, lost selective access, or out-of-territory, vascular or extrahepatic progression; allow delayed response after radiation.</w:t>
+        <w:t>Ratify a non-ranked selector chosen by goal, anatomy and reserve, with no universal ablation-to-histotripsy sequence; device availability and specialty preference are not indications. Stop/switch: reassess after every treatment; move away from repeated TACE for decompensation, worsening ALBI or Child-Pugh, lost selective access, or out-of-territory, vascular or extrahepatic progression, or persistent viable disease after two well-executed sessions unless a curative or downstaging rationale is recorded (a trigger the stage B note says v0.8 withdrew); allow delayed response after radiation.</w:t>
       </w:r>
     </w:p>
     <w:p>
@@ -8316,7 +8316,7 @@
                 <w:i w:val="0"/>
                 <w:sz w:val="19"/>
               </w:rPr>
-              <w:t>Rule-in: liver stiffness ≥25 kPa (not obese MASLD), spleen stiffness &gt;55 kPa, ANTICIPATE ≥75%; rule-out: ≤15 kPa with platelets ≥150. Its HCC statements are new, LoE 3 and weak, and inapplicable with macrovascular invasion.</w:t>
+              <w:t>Rule-in: liver stiffness ≥25 kPa (not obese MASLD), spleen stiffness &gt;55 kPa, ANTICIPATE ≥75%; rule-out: ≤15 kPa with platelets ≥150. Its HCC statements are new, LoE 3 and weak, and non-invasive tests may not be applicable at all with macrovascular invasion.</w:t>
             </w:r>
           </w:p>
         </w:tc>
@@ -8522,7 +8522,7 @@
           <w:b w:val="0"/>
           <w:i w:val="0"/>
         </w:rPr>
-        <w:t>Measure HVPG when the resection decision turns on portal pressure; non-invasive rule-in is useful where HVPG is unavailable or declined, and in BCLC 0-A an ANTICIPATE score of 75% or more is only highly suggestive. Every resection proposal records the criterion used, its value and its date; an unsupported 'no portal hypertension' entry is not acceptable.</w:t>
+        <w:t>Measure HVPG when the resection decision turns on portal pressure; non-invasive rule-in is useful where HVPG is unavailable or declined, and in BCLC 0–A HCC without a &gt;5 cm right-lobe nodule an ANTICIPATE score of 75% or more is only highly suggestive. Every resection proposal records the criterion used, its value and its date; an unsupported 'no portal hypertension' entry is not acceptable.</w:t>
       </w:r>
     </w:p>
     <w:p>
@@ -10244,7 +10244,7 @@
           <w:b w:val="0"/>
           <w:i w:val="0"/>
         </w:rPr>
-        <w:t>Microwave or radiofrequency. The roadmap records the BCLC 2026 preference but states no randomised trial has shown a difference, so below that size the choice is operational (a workflow preference, not outcome-based); the v16 matrix states no universal preference between the two.</w:t>
+        <w:t>Microwave or radiofrequency. The roadmap records the BCLC 2026 preference but states no randomised trial has shown a difference, so the preference is operational (a workflow preference, not outcome-based); the v16 matrix states no universal preference between the two.</w:t>
       </w:r>
     </w:p>
     <w:p>

--- a/documents/hcc/HCC_7_Decision_Discussion.docx
+++ b/documents/hcc/HCC_7_Decision_Discussion.docx
@@ -39,7 +39,7 @@
           <w:b w:val="0"/>
           <w:i w:val="0"/>
         </w:rPr>
-        <w:t>One file for the multidisciplinary decision on this tumor, covering every setting: cancer roadmap, standard transplant pathway, high-risk transplant protocol. For each question: the positions of guidelines, trials and papers where they differ, our proposed selection, and space for the decision. All proposals are OPEN; nothing in this document is activated or approved.</w:t>
+        <w:t>One file for the multidisciplinary decision on this tumor, covering every setting: roadmap, standard pathway, high-risk pathway. For each question: the positions of guidelines, trials and papers where they differ, our proposed selection, and space for the decision. All proposals are OPEN; nothing in this document is activated or approved.</w:t>
       </w:r>
     </w:p>
     <w:p>
@@ -59,14 +59,14 @@
           <w:i w:val="0"/>
           <w:sz w:val="20"/>
         </w:rPr>
-        <w:t xml:space="preserve">Cancer roadmap (full content): </w:t>
+        <w:t xml:space="preserve">Roadmap (full content): </w:t>
       </w:r>
       <w:r>
         <w:rPr>
           <w:b w:val="0"/>
           <w:i/>
         </w:rPr>
-        <w:t>HCC_1_Cancer_Roadmap.docx</w:t>
+        <w:t>HCC_1_Roadmap.docx</w:t>
       </w:r>
       <w:r>
         <w:rPr>
@@ -74,14 +74,14 @@
           <w:i w:val="0"/>
           <w:sz w:val="20"/>
         </w:rPr>
-        <w:t xml:space="preserve"> · Standard transplant pathway (full content): </w:t>
+        <w:t xml:space="preserve"> · Standard pathway (full content): </w:t>
       </w:r>
       <w:r>
         <w:rPr>
           <w:b w:val="0"/>
           <w:i/>
         </w:rPr>
-        <w:t>HCC_3_Standard_Transplant_Protocol.docx</w:t>
+        <w:t>HCC_3_Standard_Pathway.docx</w:t>
       </w:r>
       <w:r>
         <w:rPr>
@@ -89,14 +89,14 @@
           <w:i w:val="0"/>
           <w:sz w:val="20"/>
         </w:rPr>
-        <w:t xml:space="preserve"> · High-risk transplant protocol (full content): </w:t>
+        <w:t xml:space="preserve"> · High-risk pathway (full content): </w:t>
       </w:r>
       <w:r>
         <w:rPr>
           <w:b w:val="0"/>
           <w:i/>
         </w:rPr>
-        <w:t>HCC_5_High_Risk_Transplant_Protocol.docx</w:t>
+        <w:t>HCC_5_High_Risk_Pathway.docx</w:t>
       </w:r>
     </w:p>
     <w:p>
@@ -256,7 +256,7 @@
                 <w:i w:val="0"/>
                 <w:sz w:val="19"/>
               </w:rPr>
-              <w:t>Cancer roadmap</w:t>
+              <w:t>Roadmap</w:t>
             </w:r>
           </w:p>
         </w:tc>
@@ -362,7 +362,7 @@
                 <w:i w:val="0"/>
                 <w:sz w:val="19"/>
               </w:rPr>
-              <w:t>Cancer roadmap</w:t>
+              <w:t>Roadmap</w:t>
             </w:r>
           </w:p>
         </w:tc>
@@ -468,7 +468,7 @@
                 <w:i w:val="0"/>
                 <w:sz w:val="19"/>
               </w:rPr>
-              <w:t>Cancer roadmap</w:t>
+              <w:t>Roadmap</w:t>
             </w:r>
           </w:p>
         </w:tc>
@@ -574,7 +574,7 @@
                 <w:i w:val="0"/>
                 <w:sz w:val="19"/>
               </w:rPr>
-              <w:t>Cancer roadmap</w:t>
+              <w:t>Roadmap</w:t>
             </w:r>
           </w:p>
         </w:tc>
@@ -680,7 +680,7 @@
                 <w:i w:val="0"/>
                 <w:sz w:val="19"/>
               </w:rPr>
-              <w:t>Cancer roadmap</w:t>
+              <w:t>Roadmap</w:t>
             </w:r>
           </w:p>
         </w:tc>
@@ -786,7 +786,7 @@
                 <w:i w:val="0"/>
                 <w:sz w:val="19"/>
               </w:rPr>
-              <w:t>Cancer roadmap</w:t>
+              <w:t>Roadmap</w:t>
             </w:r>
           </w:p>
         </w:tc>
@@ -892,7 +892,7 @@
                 <w:i w:val="0"/>
                 <w:sz w:val="19"/>
               </w:rPr>
-              <w:t>Cancer roadmap</w:t>
+              <w:t>Roadmap</w:t>
             </w:r>
           </w:p>
         </w:tc>
@@ -998,7 +998,7 @@
                 <w:i w:val="0"/>
                 <w:sz w:val="19"/>
               </w:rPr>
-              <w:t>Cancer roadmap</w:t>
+              <w:t>Roadmap</w:t>
             </w:r>
           </w:p>
         </w:tc>
@@ -1104,7 +1104,7 @@
                 <w:i w:val="0"/>
                 <w:sz w:val="19"/>
               </w:rPr>
-              <w:t>Cancer roadmap</w:t>
+              <w:t>Roadmap</w:t>
             </w:r>
           </w:p>
         </w:tc>
@@ -1210,7 +1210,7 @@
                 <w:i w:val="0"/>
                 <w:sz w:val="19"/>
               </w:rPr>
-              <w:t>Cancer roadmap</w:t>
+              <w:t>Roadmap</w:t>
             </w:r>
           </w:p>
         </w:tc>
@@ -1316,7 +1316,7 @@
                 <w:i w:val="0"/>
                 <w:sz w:val="19"/>
               </w:rPr>
-              <w:t>Cancer roadmap</w:t>
+              <w:t>Roadmap</w:t>
             </w:r>
           </w:p>
         </w:tc>
@@ -1422,7 +1422,7 @@
                 <w:i w:val="0"/>
                 <w:sz w:val="19"/>
               </w:rPr>
-              <w:t>Cancer roadmap</w:t>
+              <w:t>Roadmap</w:t>
             </w:r>
           </w:p>
         </w:tc>
@@ -1528,7 +1528,7 @@
                 <w:i w:val="0"/>
                 <w:sz w:val="19"/>
               </w:rPr>
-              <w:t>Cancer roadmap</w:t>
+              <w:t>Roadmap</w:t>
             </w:r>
           </w:p>
         </w:tc>
@@ -1634,7 +1634,7 @@
                 <w:i w:val="0"/>
                 <w:sz w:val="19"/>
               </w:rPr>
-              <w:t>Cancer roadmap</w:t>
+              <w:t>Roadmap</w:t>
             </w:r>
           </w:p>
         </w:tc>
@@ -1740,7 +1740,7 @@
                 <w:i w:val="0"/>
                 <w:sz w:val="19"/>
               </w:rPr>
-              <w:t>Cancer roadmap</w:t>
+              <w:t>Roadmap</w:t>
             </w:r>
           </w:p>
         </w:tc>
@@ -1846,7 +1846,7 @@
                 <w:i w:val="0"/>
                 <w:sz w:val="19"/>
               </w:rPr>
-              <w:t>Cancer roadmap</w:t>
+              <w:t>Roadmap</w:t>
             </w:r>
           </w:p>
         </w:tc>
@@ -1952,7 +1952,7 @@
                 <w:i w:val="0"/>
                 <w:sz w:val="19"/>
               </w:rPr>
-              <w:t>Cancer roadmap</w:t>
+              <w:t>Roadmap</w:t>
             </w:r>
           </w:p>
         </w:tc>
@@ -2058,7 +2058,7 @@
                 <w:i w:val="0"/>
                 <w:sz w:val="19"/>
               </w:rPr>
-              <w:t>Cancer roadmap</w:t>
+              <w:t>Roadmap</w:t>
             </w:r>
           </w:p>
         </w:tc>
@@ -2164,7 +2164,7 @@
                 <w:i w:val="0"/>
                 <w:sz w:val="19"/>
               </w:rPr>
-              <w:t>Cancer roadmap</w:t>
+              <w:t>Roadmap</w:t>
             </w:r>
           </w:p>
         </w:tc>
@@ -2270,7 +2270,7 @@
                 <w:i w:val="0"/>
                 <w:sz w:val="19"/>
               </w:rPr>
-              <w:t>Cancer roadmap</w:t>
+              <w:t>Roadmap</w:t>
             </w:r>
           </w:p>
         </w:tc>
@@ -2376,7 +2376,7 @@
                 <w:i w:val="0"/>
                 <w:sz w:val="19"/>
               </w:rPr>
-              <w:t>Cancer roadmap</w:t>
+              <w:t>Roadmap</w:t>
             </w:r>
           </w:p>
         </w:tc>
@@ -2482,7 +2482,7 @@
                 <w:i w:val="0"/>
                 <w:sz w:val="19"/>
               </w:rPr>
-              <w:t>Standard transplant pathway</w:t>
+              <w:t>Standard pathway</w:t>
             </w:r>
           </w:p>
         </w:tc>
@@ -2588,7 +2588,7 @@
                 <w:i w:val="0"/>
                 <w:sz w:val="19"/>
               </w:rPr>
-              <w:t>Standard transplant pathway</w:t>
+              <w:t>Standard pathway</w:t>
             </w:r>
           </w:p>
         </w:tc>
@@ -2694,7 +2694,7 @@
                 <w:i w:val="0"/>
                 <w:sz w:val="19"/>
               </w:rPr>
-              <w:t>Standard transplant pathway</w:t>
+              <w:t>Standard pathway</w:t>
             </w:r>
           </w:p>
         </w:tc>
@@ -2800,7 +2800,7 @@
                 <w:i w:val="0"/>
                 <w:sz w:val="19"/>
               </w:rPr>
-              <w:t>Standard transplant pathway</w:t>
+              <w:t>Standard pathway</w:t>
             </w:r>
           </w:p>
         </w:tc>
@@ -2906,7 +2906,7 @@
                 <w:i w:val="0"/>
                 <w:sz w:val="19"/>
               </w:rPr>
-              <w:t>Standard transplant pathway</w:t>
+              <w:t>Standard pathway</w:t>
             </w:r>
           </w:p>
         </w:tc>
@@ -3012,7 +3012,7 @@
                 <w:i w:val="0"/>
                 <w:sz w:val="19"/>
               </w:rPr>
-              <w:t>Standard transplant pathway</w:t>
+              <w:t>Standard pathway</w:t>
             </w:r>
           </w:p>
         </w:tc>
@@ -3118,7 +3118,7 @@
                 <w:i w:val="0"/>
                 <w:sz w:val="19"/>
               </w:rPr>
-              <w:t>Standard transplant pathway</w:t>
+              <w:t>Standard pathway</w:t>
             </w:r>
           </w:p>
         </w:tc>
@@ -3224,7 +3224,7 @@
                 <w:i w:val="0"/>
                 <w:sz w:val="19"/>
               </w:rPr>
-              <w:t>Standard transplant pathway</w:t>
+              <w:t>Standard pathway</w:t>
             </w:r>
           </w:p>
         </w:tc>
@@ -3330,7 +3330,7 @@
                 <w:i w:val="0"/>
                 <w:sz w:val="19"/>
               </w:rPr>
-              <w:t>Standard transplant pathway</w:t>
+              <w:t>Standard pathway</w:t>
             </w:r>
           </w:p>
         </w:tc>
@@ -3436,7 +3436,7 @@
                 <w:i w:val="0"/>
                 <w:sz w:val="19"/>
               </w:rPr>
-              <w:t>Standard transplant pathway</w:t>
+              <w:t>Standard pathway</w:t>
             </w:r>
           </w:p>
         </w:tc>
@@ -3542,7 +3542,7 @@
                 <w:i w:val="0"/>
                 <w:sz w:val="19"/>
               </w:rPr>
-              <w:t>Standard transplant pathway</w:t>
+              <w:t>Standard pathway</w:t>
             </w:r>
           </w:p>
         </w:tc>
@@ -3648,7 +3648,7 @@
                 <w:i w:val="0"/>
                 <w:sz w:val="19"/>
               </w:rPr>
-              <w:t>Standard transplant pathway</w:t>
+              <w:t>Standard pathway</w:t>
             </w:r>
           </w:p>
         </w:tc>
@@ -3754,7 +3754,7 @@
                 <w:i w:val="0"/>
                 <w:sz w:val="19"/>
               </w:rPr>
-              <w:t>Standard transplant pathway</w:t>
+              <w:t>Standard pathway</w:t>
             </w:r>
           </w:p>
         </w:tc>
@@ -3860,7 +3860,7 @@
                 <w:i w:val="0"/>
                 <w:sz w:val="19"/>
               </w:rPr>
-              <w:t>High-risk transplant protocol</w:t>
+              <w:t>High-risk pathway</w:t>
             </w:r>
           </w:p>
         </w:tc>
@@ -3966,7 +3966,7 @@
                 <w:i w:val="0"/>
                 <w:sz w:val="19"/>
               </w:rPr>
-              <w:t>High-risk transplant protocol</w:t>
+              <w:t>High-risk pathway</w:t>
             </w:r>
           </w:p>
         </w:tc>
@@ -4072,7 +4072,7 @@
                 <w:i w:val="0"/>
                 <w:sz w:val="19"/>
               </w:rPr>
-              <w:t>High-risk transplant protocol</w:t>
+              <w:t>High-risk pathway</w:t>
             </w:r>
           </w:p>
         </w:tc>
@@ -4178,7 +4178,7 @@
                 <w:i w:val="0"/>
                 <w:sz w:val="19"/>
               </w:rPr>
-              <w:t>High-risk transplant protocol</w:t>
+              <w:t>High-risk pathway</w:t>
             </w:r>
           </w:p>
         </w:tc>
@@ -4284,7 +4284,7 @@
                 <w:i w:val="0"/>
                 <w:sz w:val="19"/>
               </w:rPr>
-              <w:t>High-risk transplant protocol</w:t>
+              <w:t>High-risk pathway</w:t>
             </w:r>
           </w:p>
         </w:tc>
@@ -4390,7 +4390,7 @@
                 <w:i w:val="0"/>
                 <w:sz w:val="19"/>
               </w:rPr>
-              <w:t>High-risk transplant protocol</w:t>
+              <w:t>High-risk pathway</w:t>
             </w:r>
           </w:p>
         </w:tc>
@@ -4493,7 +4493,7 @@
           <w:b w:val="0"/>
           <w:i w:val="0"/>
         </w:rPr>
-        <w:t>Part 1. Cancer roadmap</w:t>
+        <w:t>Part 1. Roadmap</w:t>
       </w:r>
     </w:p>
     <w:p>
@@ -20474,7 +20474,7 @@
           <w:b w:val="0"/>
           <w:i w:val="0"/>
         </w:rPr>
-        <w:t>Part 2. Standard transplant pathway</w:t>
+        <w:t>Part 2. Standard pathway</w:t>
       </w:r>
     </w:p>
     <w:p>
@@ -27061,7 +27061,7 @@
           <w:b w:val="0"/>
           <w:i w:val="0"/>
         </w:rPr>
-        <w:t>Part 3. High-risk transplant protocol</w:t>
+        <w:t>Part 3. High-risk pathway</w:t>
       </w:r>
     </w:p>
     <w:p>
@@ -35394,7 +35394,7 @@
           <w:b w:val="0"/>
           <w:i w:val="0"/>
         </w:rPr>
-        <w:t>Shared approval requirements (all transplant pathways)</w:t>
+        <w:t>Shared approval requirements (all pathways)</w:t>
       </w:r>
     </w:p>
     <w:p>
